--- a/MTech_Project_Soumyadeep_M25AI1015_Safe_Multi_Agent_Teaching_System.docx
+++ b/MTech_Project_Soumyadeep_M25AI1015_Safe_Multi_Agent_Teaching_System.docx
@@ -724,9 +724,18 @@
           <w:spacing w:val="-14"/>
           <w:sz w:val="48"/>
           <w:szCs w:val="48"/>
+        </w:rPr>
+        <w:lastRenderedPageBreak/>
+        <w:t xml:space="preserve">         </w:t>
+      </w:r>
+      <w:r>
+        <w:rPr>
+          <w:b/>
+          <w:spacing w:val="-14"/>
+          <w:sz w:val="48"/>
+          <w:szCs w:val="48"/>
           <w:highlight w:val="yellow"/>
         </w:rPr>
-        <w:lastRenderedPageBreak/>
         <w:t>Declaration</w:t>
       </w:r>
     </w:p>
@@ -1675,7 +1684,8 @@
     <w:p>
       <w:pPr>
         <w:pStyle w:val="Heading3"/>
-        <w:ind w:right="21"/>
+        <w:ind w:left="6480" w:right="21"/>
+        <w:jc w:val="center"/>
         <w:rPr>
           <w:rFonts w:ascii="Times New Roman" w:hAnsi="Times New Roman" w:cs="Times New Roman"/>
           <w:spacing w:val="-2"/>
@@ -1708,8 +1718,7 @@
     </w:p>
     <w:p>
       <w:pPr>
-        <w:ind w:left="7200" w:right="21" w:firstLine="720"/>
-        <w:jc w:val="center"/>
+        <w:ind w:left="7200" w:right="21"/>
         <w:rPr>
           <w:b/>
           <w:bCs/>
@@ -1746,7 +1755,7 @@
     <w:p>
       <w:pPr>
         <w:pStyle w:val="NormalWeb"/>
-        <w:ind w:left="5040" w:right="21" w:firstLine="720"/>
+        <w:ind w:left="5040" w:right="21"/>
         <w:rPr>
           <w:b/>
           <w:bCs/>
@@ -1754,6 +1763,25 @@
           <w:szCs w:val="48"/>
         </w:rPr>
       </w:pPr>
+      <w:r>
+        <w:rPr>
+          <w:b/>
+          <w:bCs/>
+          <w:sz w:val="48"/>
+          <w:szCs w:val="48"/>
+        </w:rPr>
+        <w:lastRenderedPageBreak/>
+        <w:t xml:space="preserve">  </w:t>
+      </w:r>
+      <w:r>
+        <w:rPr>
+          <w:b/>
+          <w:bCs/>
+          <w:sz w:val="48"/>
+          <w:szCs w:val="48"/>
+        </w:rPr>
+        <w:t xml:space="preserve">  </w:t>
+      </w:r>
       <w:r>
         <w:rPr>
           <w:b/>
@@ -1762,7 +1790,6 @@
           <w:szCs w:val="48"/>
           <w:highlight w:val="yellow"/>
         </w:rPr>
-        <w:lastRenderedPageBreak/>
         <w:t>Acknowledgements</w:t>
       </w:r>
     </w:p>
@@ -1786,8 +1813,6 @@
       <w:r>
         <w:rPr>
           <w:rStyle w:val="Strong"/>
-          <w:b w:val="0"/>
-          <w:bCs w:val="0"/>
         </w:rPr>
         <w:t>ar</w:t>
       </w:r>
@@ -1882,7 +1907,47 @@
       <w:bookmarkStart w:id="0" w:name="Abstract"/>
       <w:bookmarkEnd w:id="0"/>
       <w:r>
-        <w:t xml:space="preserve">Large Language Models (LLMs) are increasingly used as teaching assistants and coding copilots for subjects such as Artificial Intelligence, Machine Learning, Deep Learning, GPU Programming, Python and Java. However, most existing systems follow a </w:t>
+        <w:t>Large Language Models (LLMs) are increasingly used as teaching assistants and coding copilots for subjects such as Artificial Intelligence, Machine Learning, Deep Learning, GPU Programming, Python and Java</w:t>
+      </w:r>
+      <w:r>
+        <w:t xml:space="preserve"> etc</w:t>
+      </w:r>
+      <w:r>
+        <w:t xml:space="preserve">. However, most existing systems follow a </w:t>
+      </w:r>
+      <w:r>
+        <w:rPr>
+          <w:rStyle w:val="Strong"/>
+        </w:rPr>
+        <w:t>single-agent</w:t>
+      </w:r>
+      <w:r>
+        <w:t xml:space="preserve"> design</w:t>
+      </w:r>
+      <w:r>
+        <w:t>, where one model directly calls tools or external APIs without a clear communication protocol, fine-grained permissions, or strong auditability. This makes it difficult to deploy such systems safely in real educational or enterprise environments, where every action must be controlled, explainable, and logged.</w:t>
+      </w:r>
+      <w:r>
+        <w:t xml:space="preserve"> This </w:t>
+      </w:r>
+      <w:r>
+        <w:rPr>
+          <w:b/>
+          <w:bCs/>
+        </w:rPr>
+        <w:t>monolithic design complicates separation of roles</w:t>
+      </w:r>
+      <w:r>
+        <w:t xml:space="preserve"> (planning, explanation, evaluation, and execution), increases the risk of over-privileged access to external tools, and makes it difficult to provide auditable guarantees required in institutional settings.</w:t>
+      </w:r>
+    </w:p>
+    <w:p>
+      <w:pPr>
+        <w:pStyle w:val="NormalWeb"/>
+        <w:ind w:right="21"/>
+      </w:pPr>
+      <w:r>
+        <w:t xml:space="preserve">This project proposes a </w:t>
       </w:r>
       <w:r>
         <w:rPr>
@@ -1890,22 +1955,10 @@
           <w:b w:val="0"/>
           <w:bCs w:val="0"/>
         </w:rPr>
-        <w:t>single-agent</w:t>
-      </w:r>
-      <w:r>
-        <w:t xml:space="preserve"> design, where one model directly calls tools or external APIs without a clear communication protocol, fine-grained permissions, or strong auditability. This makes it difficult to deploy such systems safely in real educational or enterprise environments, where every action must be controlled, explainable, and logged.</w:t>
-      </w:r>
-      <w:r>
-        <w:t xml:space="preserve"> This monolithic design complicates separation of roles (planning, explanation, evaluation, and execution), increases the risk of over-privileged access to external tools, and makes it difficult to provide auditable guarantees required in institutional settings.</w:t>
-      </w:r>
-    </w:p>
-    <w:p>
-      <w:pPr>
-        <w:pStyle w:val="NormalWeb"/>
-        <w:ind w:right="21"/>
-      </w:pPr>
-      <w:r>
-        <w:t xml:space="preserve">This project proposes a </w:t>
+        <w:t>safe multi-agent teaching system</w:t>
+      </w:r>
+      <w:r>
+        <w:t xml:space="preserve"> built using an </w:t>
       </w:r>
       <w:r>
         <w:rPr>
@@ -1913,10 +1966,10 @@
           <w:b w:val="0"/>
           <w:bCs w:val="0"/>
         </w:rPr>
-        <w:t>safe multi-agent teaching system</w:t>
-      </w:r>
-      <w:r>
-        <w:t xml:space="preserve"> built using an </w:t>
+        <w:t>Agent-to-Agent (A2A) protocol</w:t>
+      </w:r>
+      <w:r>
+        <w:t xml:space="preserve"> and </w:t>
       </w:r>
       <w:r>
         <w:rPr>
@@ -1924,17 +1977,6 @@
           <w:b w:val="0"/>
           <w:bCs w:val="0"/>
         </w:rPr>
-        <w:t>Agent-to-Agent (A2A) protocol</w:t>
-      </w:r>
-      <w:r>
-        <w:t xml:space="preserve"> and </w:t>
-      </w:r>
-      <w:r>
-        <w:rPr>
-          <w:rStyle w:val="Strong"/>
-          <w:b w:val="0"/>
-          <w:bCs w:val="0"/>
-        </w:rPr>
         <w:t>Model Context Protocol (MCP)</w:t>
       </w:r>
       <w:r>
@@ -2019,6 +2061,13 @@
           <w:bCs/>
         </w:rPr>
         <w:t>AI/ML/DL, GPU, Python and Java topics</w:t>
+      </w:r>
+      <w:r>
+        <w:rPr>
+          <w:b/>
+          <w:bCs/>
+        </w:rPr>
+        <w:t xml:space="preserve"> etc</w:t>
       </w:r>
       <w:r>
         <w:t xml:space="preserve">. </w:t>
@@ -2146,8 +2195,16 @@
       <w:pPr>
         <w:pStyle w:val="NormalWeb"/>
         <w:ind w:right="21"/>
-      </w:pPr>
-      <w:r>
+        <w:rPr>
+          <w:b/>
+          <w:bCs/>
+        </w:rPr>
+      </w:pPr>
+      <w:r>
+        <w:rPr>
+          <w:b/>
+          <w:bCs/>
+        </w:rPr>
         <w:t>Safety and reliability are enforced via least-privilege tool scoping, explicit consent for sensitive actions, schema-validated tool I/O, sandboxed code execution, and comprehensive logging of all A2A messages and tool calls. The report details the architecture, protocol design, safety mechanisms, and an evaluation plan based on agent-quality pillars (effectiveness, efficiency, robustness, and safety/alignment). The resulting framework aims to provide a reusable foundation for deploying agentic tutors safely across multiple courses and domains.</w:t>
       </w:r>
     </w:p>
@@ -3233,7 +3290,17 @@
         <w:ind w:right="21"/>
       </w:pPr>
       <w:r>
-        <w:t xml:space="preserve">Agentic AI generalizes this idea by framing an LLM-based system as an agent that can plan, take actions using tools, observe outcomes, and iteratively refine its </w:t>
+        <w:t xml:space="preserve">Agentic AI generalizes this idea by framing an LLM-based system as </w:t>
+      </w:r>
+      <w:r>
+        <w:rPr>
+          <w:b/>
+          <w:bCs/>
+        </w:rPr>
+        <w:t>an agent</w:t>
+      </w:r>
+      <w:r>
+        <w:t xml:space="preserve"> that can plan, take actions using tools, observe outcomes, and iteratively refine its </w:t>
       </w:r>
       <w:r>
         <w:t>behaviour</w:t>
@@ -3258,7 +3325,17 @@
         <w:ind w:right="21"/>
       </w:pPr>
       <w:r>
-        <w:t>Most current LLM tutors are implemented as a single agent that combines all responsibilities in one decision loop. This monolithic pattern leads to multiple challenges:</w:t>
+        <w:t xml:space="preserve">Most current LLM tutors are implemented as a </w:t>
+      </w:r>
+      <w:r>
+        <w:rPr>
+          <w:b/>
+          <w:bCs/>
+        </w:rPr>
+        <w:t>single agent that combines all responsibilities in one decision loop. This monolithic pattern leads to multiple challenges</w:t>
+      </w:r>
+      <w:r>
+        <w:t>:</w:t>
       </w:r>
     </w:p>
     <w:p>
@@ -3328,7 +3405,14 @@
         <w:ind w:right="21"/>
       </w:pPr>
       <w:r>
-        <w:t xml:space="preserve">Multi-agent designs address these issues by decomposing the tutor into specialized agents coordinated by an orchestrator. When combined with protocol standards such as </w:t>
+        <w:rPr>
+          <w:b/>
+          <w:bCs/>
+        </w:rPr>
+        <w:t>Multi-agent designs address these issues by decomposing the tutor into specialized agents</w:t>
+      </w:r>
+      <w:r>
+        <w:t xml:space="preserve"> coordinated by an orchestrator. When combined with protocol standards such as </w:t>
       </w:r>
       <w:r>
         <w:rPr>
@@ -3356,18 +3440,6 @@
       <w:r>
         <w:t>.</w:t>
       </w:r>
-    </w:p>
-    <w:p>
-      <w:pPr>
-        <w:pStyle w:val="Heading3"/>
-        <w:ind w:right="21"/>
-        <w:jc w:val="left"/>
-        <w:rPr>
-          <w:rFonts w:ascii="Times New Roman" w:hAnsi="Times New Roman" w:cs="Times New Roman"/>
-          <w:b w:val="0"/>
-          <w:bCs w:val="0"/>
-        </w:rPr>
-      </w:pPr>
     </w:p>
     <w:p>
       <w:pPr>
@@ -3499,6 +3571,10 @@
         <w:ind w:right="21"/>
       </w:pPr>
       <w:r>
+        <w:rPr>
+          <w:b/>
+          <w:bCs/>
+        </w:rPr>
         <w:lastRenderedPageBreak/>
         <w:t xml:space="preserve">This motivates the design of a </w:t>
       </w:r>
@@ -3508,7 +3584,15 @@
           <w:b w:val="0"/>
           <w:bCs w:val="0"/>
         </w:rPr>
-        <w:t>safe, reusable multi-agent teaching system</w:t>
+        <w:t>safe</w:t>
+      </w:r>
+      <w:r>
+        <w:rPr>
+          <w:rStyle w:val="Strong"/>
+          <w:b w:val="0"/>
+          <w:bCs w:val="0"/>
+        </w:rPr>
+        <w:t>, reusable multi-agent teaching system</w:t>
       </w:r>
       <w:r>
         <w:t xml:space="preserve"> that:</w:t>
@@ -4762,8 +4846,6 @@
       <w:r>
         <w:rPr>
           <w:rFonts w:ascii="Times New Roman" w:hAnsi="Times New Roman" w:cs="Times New Roman"/>
-          <w:b w:val="0"/>
-          <w:bCs w:val="0"/>
           <w:color w:val="7030A0"/>
           <w:sz w:val="28"/>
           <w:szCs w:val="28"/>
@@ -4932,7 +5014,20 @@
         <w:t>Without careful design, long conversations and verbose tool outputs can cause context-window bloat, increasing cost and reducing reliability</w:t>
       </w:r>
       <w:r>
-        <w:t>. Practical systems therefore use strategies such as summarization, structured tool outputs, selective retrieval of relevant past information, and explicit policies controlling what may be written to long-term memory.</w:t>
+        <w:t xml:space="preserve">. Practical systems therefore use strategies such as summarization, structured tool outputs, selective retrieval of relevant past information, </w:t>
+      </w:r>
+      <w:r>
+        <w:rPr>
+          <w:b/>
+          <w:bCs/>
+        </w:rPr>
+        <w:t>context compaction</w:t>
+      </w:r>
+      <w:r>
+        <w:t xml:space="preserve"> </w:t>
+      </w:r>
+      <w:r>
+        <w:t>and explicit policies controlling what may be written to long-term memory.</w:t>
       </w:r>
     </w:p>
     <w:p>
@@ -5243,7 +5338,17 @@
         <w:t>Insufficient integration of standardized tool interoperability (MCP)</w:t>
       </w:r>
       <w:r>
-        <w:t xml:space="preserve"> with standardized inter-agent messaging (A2A) in teaching workflows.</w:t>
+        <w:t xml:space="preserve"> with standardized inter-agent messaging (</w:t>
+      </w:r>
+      <w:r>
+        <w:rPr>
+          <w:b/>
+          <w:bCs/>
+        </w:rPr>
+        <w:t>A2A</w:t>
+      </w:r>
+      <w:r>
+        <w:t>) in teaching workflows.</w:t>
       </w:r>
     </w:p>
     <w:p>
@@ -5917,6 +6022,12 @@
     </w:p>
     <w:p>
       <w:pPr>
+        <w:pStyle w:val="NormalWeb"/>
+        <w:ind w:right="21"/>
+      </w:pPr>
+    </w:p>
+    <w:p>
+      <w:pPr>
         <w:pStyle w:val="Heading3"/>
         <w:ind w:right="21"/>
         <w:jc w:val="left"/>
@@ -5934,6 +6045,7 @@
           <w:sz w:val="28"/>
           <w:szCs w:val="28"/>
         </w:rPr>
+        <w:lastRenderedPageBreak/>
         <w:t>3.3 Research Questions</w:t>
       </w:r>
     </w:p>
@@ -5943,7 +6055,6 @@
         <w:ind w:right="21"/>
       </w:pPr>
       <w:r>
-        <w:lastRenderedPageBreak/>
         <w:t>The project is guided by the following research questions (RQs):</w:t>
       </w:r>
     </w:p>
@@ -6019,20 +6130,6 @@
       <w:pPr>
         <w:pStyle w:val="NormalWeb"/>
         <w:ind w:right="21"/>
-      </w:pPr>
-    </w:p>
-    <w:p>
-      <w:pPr>
-        <w:ind w:right="21"/>
-        <w:rPr>
-          <w:b/>
-          <w:bCs/>
-          <w:color w:val="0432FF"/>
-          <w:sz w:val="48"/>
-          <w:szCs w:val="48"/>
-          <w:highlight w:val="yellow"/>
-          <w:u w:val="single"/>
-        </w:rPr>
       </w:pPr>
     </w:p>
     <w:p>
@@ -8093,39 +8190,14 @@
           <w:szCs w:val="28"/>
         </w:rPr>
       </w:pPr>
-    </w:p>
-    <w:p>
-      <w:pPr>
-        <w:pStyle w:val="Heading3"/>
-        <w:ind w:right="21"/>
-        <w:jc w:val="left"/>
+      <w:r>
         <w:rPr>
           <w:rFonts w:ascii="Times New Roman" w:hAnsi="Times New Roman" w:cs="Times New Roman"/>
           <w:color w:val="7030A0"/>
           <w:sz w:val="28"/>
           <w:szCs w:val="28"/>
         </w:rPr>
-      </w:pPr>
-    </w:p>
-    <w:p>
-      <w:pPr>
-        <w:pStyle w:val="Heading3"/>
-        <w:ind w:right="21"/>
-        <w:jc w:val="left"/>
-        <w:rPr>
-          <w:rFonts w:ascii="Times New Roman" w:hAnsi="Times New Roman" w:cs="Times New Roman"/>
-          <w:color w:val="7030A0"/>
-          <w:sz w:val="28"/>
-          <w:szCs w:val="28"/>
-        </w:rPr>
-      </w:pPr>
-      <w:r>
-        <w:rPr>
-          <w:rFonts w:ascii="Times New Roman" w:hAnsi="Times New Roman" w:cs="Times New Roman"/>
-          <w:color w:val="7030A0"/>
-          <w:sz w:val="28"/>
-          <w:szCs w:val="28"/>
-        </w:rPr>
+        <w:lastRenderedPageBreak/>
         <w:t>4.9 Logging, Observability, and Audit Trail</w:t>
       </w:r>
     </w:p>
@@ -8462,10 +8534,7 @@
           <w:u w:val="single"/>
         </w:rPr>
       </w:pPr>
-    </w:p>
-    <w:p>
-      <w:pPr>
-        <w:ind w:right="21"/>
+      <w:r>
         <w:rPr>
           <w:b/>
           <w:bCs/>
@@ -8475,17 +8544,7 @@
           <w:highlight w:val="yellow"/>
           <w:u w:val="single"/>
         </w:rPr>
-      </w:pPr>
-      <w:r>
-        <w:rPr>
-          <w:b/>
-          <w:bCs/>
-          <w:color w:val="0432FF"/>
-          <w:sz w:val="48"/>
-          <w:szCs w:val="48"/>
-          <w:highlight w:val="yellow"/>
-          <w:u w:val="single"/>
-        </w:rPr>
+        <w:lastRenderedPageBreak/>
         <w:t xml:space="preserve">5. </w:t>
       </w:r>
       <w:bookmarkStart w:id="9" w:name="Theoretical_Numerical_Experimental_Findi"/>
@@ -8983,13 +9042,27 @@
           <w:szCs w:val="28"/>
         </w:rPr>
       </w:pPr>
-      <w:r>
+    </w:p>
+    <w:p>
+      <w:pPr>
+        <w:pStyle w:val="Heading3"/>
+        <w:ind w:right="21"/>
+        <w:jc w:val="left"/>
         <w:rPr>
           <w:rFonts w:ascii="Times New Roman" w:hAnsi="Times New Roman" w:cs="Times New Roman"/>
           <w:color w:val="7030A0"/>
           <w:sz w:val="28"/>
           <w:szCs w:val="28"/>
         </w:rPr>
+      </w:pPr>
+      <w:r>
+        <w:rPr>
+          <w:rFonts w:ascii="Times New Roman" w:hAnsi="Times New Roman" w:cs="Times New Roman"/>
+          <w:color w:val="7030A0"/>
+          <w:sz w:val="28"/>
+          <w:szCs w:val="28"/>
+        </w:rPr>
+        <w:lastRenderedPageBreak/>
         <w:t>5.3 Evaluation Methodology</w:t>
       </w:r>
     </w:p>
@@ -9795,15 +9868,14 @@
         <w:rPr>
           <w:b/>
           <w:bCs/>
-          <w:noProof/>
           <w:color w:val="0432FF"/>
         </w:rPr>
         <w:lastRenderedPageBreak/>
         <w:drawing>
-          <wp:inline distT="0" distB="0" distL="0" distR="0" wp14:anchorId="4FFAE237" wp14:editId="731B2822">
-            <wp:extent cx="4368188" cy="4368188"/>
-            <wp:effectExtent l="0" t="0" r="635" b="635"/>
-            <wp:docPr id="1974325753" name="Picture 1" descr="A screenshot of a computer program&#10;&#10;AI-generated content may be incorrect."/>
+          <wp:inline distT="0" distB="0" distL="0" distR="0" wp14:anchorId="025439B5" wp14:editId="743677F8">
+            <wp:extent cx="5949315" cy="8864600"/>
+            <wp:effectExtent l="0" t="0" r="0" b="0"/>
+            <wp:docPr id="1766709986" name="Picture 1"/>
             <wp:cNvGraphicFramePr>
               <a:graphicFrameLocks xmlns:a="http://schemas.openxmlformats.org/drawingml/2006/main" noChangeAspect="1"/>
             </wp:cNvGraphicFramePr>
@@ -9811,7 +9883,7 @@
               <a:graphicData uri="http://schemas.openxmlformats.org/drawingml/2006/picture">
                 <pic:pic xmlns:pic="http://schemas.openxmlformats.org/drawingml/2006/picture">
                   <pic:nvPicPr>
-                    <pic:cNvPr id="1974325753" name="Picture 1" descr="A screenshot of a computer program&#10;&#10;AI-generated content may be incorrect."/>
+                    <pic:cNvPr id="1766709986" name=""/>
                     <pic:cNvPicPr/>
                   </pic:nvPicPr>
                   <pic:blipFill>
@@ -9823,7 +9895,7 @@
                   <pic:spPr>
                     <a:xfrm>
                       <a:off x="0" y="0"/>
-                      <a:ext cx="4372372" cy="4372372"/>
+                      <a:ext cx="5949315" cy="8864600"/>
                     </a:xfrm>
                     <a:prstGeom prst="rect">
                       <a:avLst/>
@@ -10428,7 +10500,6 @@
             <w:rPr>
               <w:rFonts w:ascii="Cambria Math" w:hAnsi="Cambria Math"/>
             </w:rPr>
-            <w:lastRenderedPageBreak/>
             <m:t>S=</m:t>
           </m:r>
           <m:nary>
@@ -11023,6 +11094,7 @@
             <w:rPr>
               <w:rFonts w:ascii="Cambria Math" w:hAnsi="Cambria Math"/>
             </w:rPr>
+            <w:lastRenderedPageBreak/>
             <m:t>EQ=</m:t>
           </m:r>
           <m:f>
@@ -11458,44 +11530,46 @@
       </m:oMathPara>
     </w:p>
     <w:p/>
+    <w:p/>
+    <w:p/>
+    <w:p/>
+    <w:p/>
     <w:p>
       <w:pPr>
         <w:pStyle w:val="Heading1"/>
         <w:rPr>
-          <w:rFonts w:ascii="Times New Roman" w:hAnsi="Times New Roman" w:cs="Times New Roman"/>
-          <w:sz w:val="24"/>
-          <w:szCs w:val="24"/>
-        </w:rPr>
-      </w:pPr>
-      <w:r>
-        <w:rPr>
           <w:rStyle w:val="bzpyqfadein"/>
           <w:rFonts w:ascii="Times New Roman" w:hAnsi="Times New Roman" w:cs="Times New Roman"/>
           <w:sz w:val="24"/>
           <w:szCs w:val="24"/>
         </w:rPr>
+      </w:pPr>
+      <w:r>
+        <w:rPr>
+          <w:rStyle w:val="bzpyqfadein"/>
+          <w:rFonts w:ascii="Times New Roman" w:hAnsi="Times New Roman" w:cs="Times New Roman"/>
+          <w:sz w:val="24"/>
+          <w:szCs w:val="24"/>
+        </w:rPr>
         <w:t>3. Robustness Metrics</w:t>
       </w:r>
     </w:p>
-    <w:p/>
+    <w:p>
+      <w:pPr>
+        <w:pStyle w:val="Heading1"/>
+        <w:rPr>
+          <w:rStyle w:val="bzpyqfadein"/>
+          <w:rFonts w:ascii="Times New Roman" w:hAnsi="Times New Roman" w:cs="Times New Roman"/>
+          <w:sz w:val="24"/>
+          <w:szCs w:val="24"/>
+        </w:rPr>
+      </w:pPr>
+    </w:p>
     <w:p>
       <w:pPr>
         <w:pStyle w:val="Heading2"/>
         <w:ind w:left="0"/>
         <w:rPr>
-          <w:rStyle w:val="bzpyqfadein"/>
-          <w:rFonts w:ascii="Times New Roman" w:hAnsi="Times New Roman" w:cs="Times New Roman"/>
-          <w:color w:val="00B050"/>
-          <w:sz w:val="24"/>
-          <w:szCs w:val="24"/>
-        </w:rPr>
-      </w:pPr>
-    </w:p>
-    <w:p>
-      <w:pPr>
-        <w:pStyle w:val="Heading2"/>
-        <w:ind w:left="0"/>
-        <w:rPr>
           <w:rFonts w:ascii="Times New Roman" w:hAnsi="Times New Roman" w:cs="Times New Roman"/>
           <w:b w:val="0"/>
           <w:bCs w:val="0"/>
@@ -11511,7 +11585,6 @@
           <w:sz w:val="24"/>
           <w:szCs w:val="24"/>
         </w:rPr>
-        <w:lastRenderedPageBreak/>
         <w:t>Recovery Rate (%)</w:t>
       </w:r>
       <w:r>
@@ -11985,6 +12058,7 @@
             <m:rPr>
               <m:nor/>
             </m:rPr>
+            <w:lastRenderedPageBreak/>
             <m:t>Blocked Unsafe Call Rate</m:t>
           </m:r>
           <m:r>
@@ -12365,45 +12439,6 @@
           <w:szCs w:val="28"/>
         </w:rPr>
       </w:pPr>
-    </w:p>
-    <w:p>
-      <w:pPr>
-        <w:pStyle w:val="Heading3"/>
-        <w:ind w:right="21"/>
-        <w:jc w:val="left"/>
-        <w:rPr>
-          <w:rFonts w:ascii="Times New Roman" w:hAnsi="Times New Roman" w:cs="Times New Roman"/>
-          <w:color w:val="7030A0"/>
-          <w:sz w:val="28"/>
-          <w:szCs w:val="28"/>
-        </w:rPr>
-      </w:pPr>
-    </w:p>
-    <w:p>
-      <w:pPr>
-        <w:pStyle w:val="Heading3"/>
-        <w:ind w:right="21"/>
-        <w:jc w:val="left"/>
-        <w:rPr>
-          <w:rFonts w:ascii="Times New Roman" w:hAnsi="Times New Roman" w:cs="Times New Roman"/>
-          <w:color w:val="7030A0"/>
-          <w:sz w:val="28"/>
-          <w:szCs w:val="28"/>
-        </w:rPr>
-      </w:pPr>
-    </w:p>
-    <w:p>
-      <w:pPr>
-        <w:pStyle w:val="Heading3"/>
-        <w:ind w:right="21"/>
-        <w:jc w:val="left"/>
-        <w:rPr>
-          <w:rFonts w:ascii="Times New Roman" w:hAnsi="Times New Roman" w:cs="Times New Roman"/>
-          <w:color w:val="7030A0"/>
-          <w:sz w:val="28"/>
-          <w:szCs w:val="28"/>
-        </w:rPr>
-      </w:pPr>
       <w:r>
         <w:rPr>
           <w:rFonts w:ascii="Times New Roman" w:hAnsi="Times New Roman" w:cs="Times New Roman"/>
@@ -12599,7 +12634,15 @@
           <w:b/>
           <w:bCs/>
         </w:rPr>
-        <w:t>system may introduce additional latency due to coordination and safety checks</w:t>
+        <w:t xml:space="preserve">system may introduce additional latency due to </w:t>
+      </w:r>
+      <w:r>
+        <w:rPr>
+          <w:b/>
+          <w:bCs/>
+        </w:rPr>
+        <w:lastRenderedPageBreak/>
+        <w:t>coordination and safety checks</w:t>
       </w:r>
       <w:r>
         <w:t>. However, these overheads are often acceptable in an educational setting where correctness, safety, and auditability are primary requirements.</w:t>
@@ -34994,7 +35037,13 @@
                             <w:rPr>
                               <w:spacing w:val="-5"/>
                             </w:rPr>
-                            <w:t>iv</w:t>
+                            <w:t>i</w:t>
+                          </w:r>
+                          <w:r>
+                            <w:rPr>
+                              <w:spacing w:val="-5"/>
+                            </w:rPr>
+                            <w:t>v</w:t>
                           </w:r>
                           <w:r>
                             <w:rPr>
